--- a/LevelAKsystem.docx
+++ b/LevelAKsystem.docx
@@ -195,8 +195,6 @@
         </w:rPr>
         <w:t xml:space="preserve">Use: </w:t>
       </w:r>
-      <w:bookmarkStart w:id="0" w:name="_GoBack"/>
-      <w:bookmarkEnd w:id="0"/>
     </w:p>
     <w:p>
       <w:pPr>
@@ -1999,7 +1997,7 @@
               <w:tl2br w:val="nil"/>
               <w:tr2bl w:val="nil"/>
             </w:tcBorders>
-            <w:shd w:val="clear" w:color="auto" w:fill="000000" w:themeFill="text1"/>
+            <w:shd w:val="clear" w:color="auto" w:fill="auto"/>
           </w:tcPr>
           <w:p>
             <w:pPr>
@@ -2327,7 +2325,7 @@
               <w:tl2br w:val="nil"/>
               <w:tr2bl w:val="nil"/>
             </w:tcBorders>
-            <w:shd w:val="clear" w:color="auto" w:fill="FFFFFF" w:themeFill="background1"/>
+            <w:shd w:val="clear" w:color="auto" w:fill="000000" w:themeFill="text1"/>
           </w:tcPr>
           <w:p>
             <w:pPr>
@@ -37467,6 +37465,16 @@
         </w:rPr>
         <w:t xml:space="preserve">Set 5 </w:t>
       </w:r>
+      <w:r>
+        <w:rPr>
+          <w:rFonts w:ascii="SimSun" w:hAnsi="SimSun" w:eastAsia="SimSun" w:cs="SimSun"/>
+          <w:kern w:val="0"/>
+          <w:sz w:val="24"/>
+          <w:szCs w:val="24"/>
+          <w:lang w:val="en-US" w:eastAsia="zh-CN" w:bidi="ar"/>
+        </w:rPr>
+        <w:t>✅</w:t>
+      </w:r>
     </w:p>
     <w:p>
       <w:pPr>
@@ -37737,6 +37745,7 @@
         <w:rPr>
           <w:rFonts w:hint="default" w:asciiTheme="minorAscii" w:hAnsiTheme="minorAscii"/>
           <w:color w:val="000000" w:themeColor="text1"/>
+          <w:lang w:val="en-US"/>
           <w14:textFill>
             <w14:solidFill>
               <w14:schemeClr w14:val="tx1"/>
@@ -37776,7 +37785,7 @@
       </w:r>
       <w:r>
         <w:rPr>
-          <w:rStyle w:val="7"/>
+          <w:rStyle w:val="6"/>
           <w:rFonts w:hint="default" w:asciiTheme="minorAscii" w:hAnsiTheme="minorAscii"/>
         </w:rPr>
         <w:t>https://codeforces.com/problemset/problem/1747/B</w:t>
@@ -37800,6 +37809,19 @@
         </w:rPr>
         <w:t xml:space="preserve"> (900) -&gt; </w:t>
       </w:r>
+      <w:r>
+        <w:rPr>
+          <w:rFonts w:hint="default" w:asciiTheme="minorAscii" w:hAnsiTheme="minorAscii"/>
+          <w:color w:val="000000" w:themeColor="text1"/>
+          <w:lang w:val="en-US"/>
+          <w14:textFill>
+            <w14:solidFill>
+              <w14:schemeClr w14:val="tx1"/>
+            </w14:solidFill>
+          </w14:textFill>
+        </w:rPr>
+        <w:t>22.5 minutes</w:t>
+      </w:r>
     </w:p>
     <w:p>
       <w:pPr>
@@ -37808,6 +37830,7 @@
           <w:rFonts w:hint="default" w:asciiTheme="minorAscii" w:hAnsiTheme="minorAscii"/>
           <w:color w:val="000000" w:themeColor="text1"/>
           <w:u w:val="none"/>
+          <w:lang w:val="en-US"/>
           <w14:textFill>
             <w14:solidFill>
               <w14:schemeClr w14:val="tx1"/>
@@ -37847,7 +37870,7 @@
       </w:r>
       <w:r>
         <w:rPr>
-          <w:rStyle w:val="7"/>
+          <w:rStyle w:val="6"/>
           <w:rFonts w:hint="default" w:asciiTheme="minorAscii" w:hAnsiTheme="minorAscii"/>
         </w:rPr>
         <w:t>https://codeforces.com/problemset/problem/2034/B</w:t>
@@ -37871,6 +37894,19 @@
         </w:rPr>
         <w:t xml:space="preserve"> (1000) -&gt; </w:t>
       </w:r>
+      <w:r>
+        <w:rPr>
+          <w:rFonts w:hint="default" w:asciiTheme="minorAscii" w:hAnsiTheme="minorAscii"/>
+          <w:color w:val="000000" w:themeColor="text1"/>
+          <w:lang w:val="en-US"/>
+          <w14:textFill>
+            <w14:solidFill>
+              <w14:schemeClr w14:val="tx1"/>
+            </w14:solidFill>
+          </w14:textFill>
+        </w:rPr>
+        <w:t>6.21 minutes</w:t>
+      </w:r>
     </w:p>
     <w:p>
       <w:pPr>
@@ -37879,6 +37915,7 @@
           <w:rFonts w:hint="default" w:asciiTheme="minorAscii" w:hAnsiTheme="minorAscii"/>
           <w:color w:val="000000" w:themeColor="text1"/>
           <w:u w:val="none"/>
+          <w:lang w:val="en-US"/>
           <w14:textFill>
             <w14:solidFill>
               <w14:schemeClr w14:val="tx1"/>
@@ -37900,6 +37937,21 @@
         </w:rPr>
         <w:t xml:space="preserve">Total: </w:t>
       </w:r>
+      <w:r>
+        <w:rPr>
+          <w:rStyle w:val="7"/>
+          <w:rFonts w:hint="default" w:asciiTheme="minorAscii" w:hAnsiTheme="minorAscii"/>
+          <w:color w:val="000000" w:themeColor="text1"/>
+          <w:u w:val="none"/>
+          <w:lang w:val="en-US"/>
+          <w14:textFill>
+            <w14:solidFill>
+              <w14:schemeClr w14:val="tx1"/>
+            </w14:solidFill>
+          </w14:textFill>
+        </w:rPr>
+        <w:t>37.48 minutes</w:t>
+      </w:r>
     </w:p>
     <w:p>
       <w:pPr>
@@ -37914,6 +37966,340 @@
           </w14:textFill>
         </w:rPr>
       </w:pPr>
+    </w:p>
+    <w:p>
+      <w:pPr>
+        <w:rPr>
+          <w:rFonts w:hint="default" w:asciiTheme="minorAscii" w:hAnsiTheme="minorAscii"/>
+          <w:color w:val="FF0000"/>
+          <w:sz w:val="36"/>
+          <w:szCs w:val="36"/>
+        </w:rPr>
+      </w:pPr>
+      <w:r>
+        <w:rPr>
+          <w:rFonts w:hint="default" w:asciiTheme="minorAscii" w:hAnsiTheme="minorAscii"/>
+          <w:color w:val="FF0000"/>
+          <w:sz w:val="36"/>
+          <w:szCs w:val="36"/>
+        </w:rPr>
+        <w:t xml:space="preserve">Set </w:t>
+      </w:r>
+      <w:r>
+        <w:rPr>
+          <w:rFonts w:hint="default" w:asciiTheme="minorAscii" w:hAnsiTheme="minorAscii"/>
+          <w:color w:val="FF0000"/>
+          <w:sz w:val="36"/>
+          <w:szCs w:val="36"/>
+          <w:lang w:val="en-US"/>
+        </w:rPr>
+        <w:t>6</w:t>
+      </w:r>
+      <w:r>
+        <w:rPr>
+          <w:rFonts w:hint="default" w:asciiTheme="minorAscii" w:hAnsiTheme="minorAscii"/>
+          <w:color w:val="FF0000"/>
+          <w:sz w:val="36"/>
+          <w:szCs w:val="36"/>
+        </w:rPr>
+        <w:t xml:space="preserve"> </w:t>
+      </w:r>
+      <w:r>
+        <w:rPr>
+          <w:rFonts w:ascii="SimSun" w:hAnsi="SimSun" w:eastAsia="SimSun" w:cs="SimSun"/>
+          <w:kern w:val="0"/>
+          <w:sz w:val="24"/>
+          <w:szCs w:val="24"/>
+          <w:lang w:val="en-US" w:eastAsia="zh-CN" w:bidi="ar"/>
+        </w:rPr>
+        <w:t>✅</w:t>
+      </w:r>
+    </w:p>
+    <w:p>
+      <w:pPr>
+        <w:rPr>
+          <w:rFonts w:hint="default" w:asciiTheme="minorAscii" w:hAnsiTheme="minorAscii"/>
+          <w:b/>
+          <w:bCs/>
+          <w:color w:val="000000" w:themeColor="text1"/>
+          <w14:textFill>
+            <w14:solidFill>
+              <w14:schemeClr w14:val="tx1"/>
+            </w14:solidFill>
+          </w14:textFill>
+        </w:rPr>
+      </w:pPr>
+      <w:r>
+        <w:rPr>
+          <w:rFonts w:hint="default" w:asciiTheme="minorAscii" w:hAnsiTheme="minorAscii"/>
+          <w:b/>
+          <w:bCs/>
+          <w:color w:val="000000" w:themeColor="text1"/>
+          <w:lang w:val="en-US"/>
+          <w14:textFill>
+            <w14:solidFill>
+              <w14:schemeClr w14:val="tx1"/>
+            </w14:solidFill>
+          </w14:textFill>
+        </w:rPr>
+        <w:t>01</w:t>
+      </w:r>
+      <w:r>
+        <w:rPr>
+          <w:rFonts w:hint="default" w:asciiTheme="minorAscii" w:hAnsiTheme="minorAscii"/>
+          <w:b/>
+          <w:bCs/>
+          <w:color w:val="000000" w:themeColor="text1"/>
+          <w14:textFill>
+            <w14:solidFill>
+              <w14:schemeClr w14:val="tx1"/>
+            </w14:solidFill>
+          </w14:textFill>
+        </w:rPr>
+        <w:t>.0</w:t>
+      </w:r>
+      <w:r>
+        <w:rPr>
+          <w:rFonts w:hint="default" w:asciiTheme="minorAscii" w:hAnsiTheme="minorAscii"/>
+          <w:b/>
+          <w:bCs/>
+          <w:color w:val="000000" w:themeColor="text1"/>
+          <w:lang w:val="en-US"/>
+          <w14:textFill>
+            <w14:solidFill>
+              <w14:schemeClr w14:val="tx1"/>
+            </w14:solidFill>
+          </w14:textFill>
+        </w:rPr>
+        <w:t>4</w:t>
+      </w:r>
+      <w:r>
+        <w:rPr>
+          <w:rFonts w:hint="default" w:asciiTheme="minorAscii" w:hAnsiTheme="minorAscii"/>
+          <w:b/>
+          <w:bCs/>
+          <w:color w:val="000000" w:themeColor="text1"/>
+          <w14:textFill>
+            <w14:solidFill>
+              <w14:schemeClr w14:val="tx1"/>
+            </w14:solidFill>
+          </w14:textFill>
+        </w:rPr>
+        <w:t>.2026</w:t>
+      </w:r>
+    </w:p>
+    <w:p>
+      <w:pPr>
+        <w:rPr>
+          <w:rFonts w:hint="default" w:asciiTheme="minorAscii" w:hAnsiTheme="minorAscii"/>
+          <w:color w:val="000000" w:themeColor="text1"/>
+          <w14:textFill>
+            <w14:solidFill>
+              <w14:schemeClr w14:val="tx1"/>
+            </w14:solidFill>
+          </w14:textFill>
+        </w:rPr>
+      </w:pPr>
+      <w:r>
+        <w:rPr>
+          <w:rFonts w:hint="default" w:asciiTheme="minorAscii" w:hAnsiTheme="minorAscii"/>
+          <w:color w:val="000000" w:themeColor="text1"/>
+          <w14:textFill>
+            <w14:solidFill>
+              <w14:schemeClr w14:val="tx1"/>
+            </w14:solidFill>
+          </w14:textFill>
+        </w:rPr>
+        <w:t xml:space="preserve">Level </w:t>
+      </w:r>
+      <w:r>
+        <w:rPr>
+          <w:rFonts w:hint="default" w:asciiTheme="minorAscii" w:hAnsiTheme="minorAscii"/>
+          <w:color w:val="000000" w:themeColor="text1"/>
+          <w:lang w:val="en-US"/>
+          <w14:textFill>
+            <w14:solidFill>
+              <w14:schemeClr w14:val="tx1"/>
+            </w14:solidFill>
+          </w14:textFill>
+        </w:rPr>
+        <w:t>6</w:t>
+      </w:r>
+      <w:r>
+        <w:rPr>
+          <w:rFonts w:hint="default" w:asciiTheme="minorAscii" w:hAnsiTheme="minorAscii"/>
+          <w:color w:val="000000" w:themeColor="text1"/>
+          <w14:textFill>
+            <w14:solidFill>
+              <w14:schemeClr w14:val="tx1"/>
+            </w14:solidFill>
+          </w14:textFill>
+        </w:rPr>
+        <w:t xml:space="preserve">: </w:t>
+      </w:r>
+    </w:p>
+    <w:p>
+      <w:pPr>
+        <w:rPr>
+          <w:rFonts w:hint="default" w:asciiTheme="minorAscii" w:hAnsiTheme="minorAscii"/>
+          <w:color w:val="000000" w:themeColor="text1"/>
+          <w:lang w:val="en-US"/>
+          <w14:textFill>
+            <w14:solidFill>
+              <w14:schemeClr w14:val="tx1"/>
+            </w14:solidFill>
+          </w14:textFill>
+        </w:rPr>
+      </w:pPr>
+      <w:r>
+        <w:rPr>
+          <w:rFonts w:hint="default" w:asciiTheme="minorAscii" w:hAnsiTheme="minorAscii"/>
+          <w:color w:val="000000" w:themeColor="text1"/>
+          <w14:textFill>
+            <w14:solidFill>
+              <w14:schemeClr w14:val="tx1"/>
+            </w14:solidFill>
+          </w14:textFill>
+        </w:rPr>
+        <w:t xml:space="preserve">P1:  (800) -&gt; </w:t>
+      </w:r>
+    </w:p>
+    <w:p>
+      <w:pPr>
+        <w:rPr>
+          <w:rFonts w:hint="default" w:asciiTheme="minorAscii" w:hAnsiTheme="minorAscii"/>
+          <w:color w:val="000000" w:themeColor="text1"/>
+          <w:lang w:val="en-US"/>
+          <w14:textFill>
+            <w14:solidFill>
+              <w14:schemeClr w14:val="tx1"/>
+            </w14:solidFill>
+          </w14:textFill>
+        </w:rPr>
+      </w:pPr>
+      <w:r>
+        <w:rPr>
+          <w:rFonts w:hint="default" w:asciiTheme="minorAscii" w:hAnsiTheme="minorAscii"/>
+          <w:color w:val="000000" w:themeColor="text1"/>
+          <w14:textFill>
+            <w14:solidFill>
+              <w14:schemeClr w14:val="tx1"/>
+            </w14:solidFill>
+          </w14:textFill>
+        </w:rPr>
+        <w:t xml:space="preserve">P2:  (900) -&gt; </w:t>
+      </w:r>
+    </w:p>
+    <w:p>
+      <w:pPr>
+        <w:rPr>
+          <w:rFonts w:hint="default" w:asciiTheme="minorAscii" w:hAnsiTheme="minorAscii"/>
+          <w:color w:val="000000" w:themeColor="text1"/>
+          <w:lang w:val="en-US"/>
+          <w14:textFill>
+            <w14:solidFill>
+              <w14:schemeClr w14:val="tx1"/>
+            </w14:solidFill>
+          </w14:textFill>
+        </w:rPr>
+      </w:pPr>
+      <w:r>
+        <w:rPr>
+          <w:rFonts w:hint="default" w:asciiTheme="minorAscii" w:hAnsiTheme="minorAscii"/>
+          <w:color w:val="000000" w:themeColor="text1"/>
+          <w14:textFill>
+            <w14:solidFill>
+              <w14:schemeClr w14:val="tx1"/>
+            </w14:solidFill>
+          </w14:textFill>
+        </w:rPr>
+        <w:t>P3:  (</w:t>
+      </w:r>
+      <w:r>
+        <w:rPr>
+          <w:rFonts w:hint="default" w:asciiTheme="minorAscii" w:hAnsiTheme="minorAscii"/>
+          <w:color w:val="000000" w:themeColor="text1"/>
+          <w:lang w:val="en-US"/>
+          <w14:textFill>
+            <w14:solidFill>
+              <w14:schemeClr w14:val="tx1"/>
+            </w14:solidFill>
+          </w14:textFill>
+        </w:rPr>
+        <w:t>10</w:t>
+      </w:r>
+      <w:r>
+        <w:rPr>
+          <w:rFonts w:hint="default" w:asciiTheme="minorAscii" w:hAnsiTheme="minorAscii"/>
+          <w:color w:val="000000" w:themeColor="text1"/>
+          <w14:textFill>
+            <w14:solidFill>
+              <w14:schemeClr w14:val="tx1"/>
+            </w14:solidFill>
+          </w14:textFill>
+        </w:rPr>
+        <w:t xml:space="preserve">00) -&gt; </w:t>
+      </w:r>
+    </w:p>
+    <w:p>
+      <w:pPr>
+        <w:rPr>
+          <w:rStyle w:val="7"/>
+          <w:rFonts w:hint="default" w:asciiTheme="minorAscii" w:hAnsiTheme="minorAscii"/>
+          <w:color w:val="000000" w:themeColor="text1"/>
+          <w:u w:val="none"/>
+          <w:lang w:val="en-US"/>
+          <w14:textFill>
+            <w14:solidFill>
+              <w14:schemeClr w14:val="tx1"/>
+            </w14:solidFill>
+          </w14:textFill>
+        </w:rPr>
+      </w:pPr>
+      <w:r>
+        <w:rPr>
+          <w:rFonts w:hint="default" w:asciiTheme="minorAscii" w:hAnsiTheme="minorAscii"/>
+          <w:color w:val="000000" w:themeColor="text1"/>
+          <w14:textFill>
+            <w14:solidFill>
+              <w14:schemeClr w14:val="tx1"/>
+            </w14:solidFill>
+          </w14:textFill>
+        </w:rPr>
+        <w:t xml:space="preserve">P4:  (1000) -&gt; </w:t>
+      </w:r>
+    </w:p>
+    <w:p>
+      <w:pPr>
+        <w:rPr>
+          <w:rStyle w:val="7"/>
+          <w:rFonts w:hint="default" w:asciiTheme="minorAscii" w:hAnsiTheme="minorAscii"/>
+          <w:color w:val="000000" w:themeColor="text1"/>
+          <w:u w:val="none"/>
+          <w:lang w:val="en-US"/>
+          <w14:textFill>
+            <w14:solidFill>
+              <w14:schemeClr w14:val="tx1"/>
+            </w14:solidFill>
+          </w14:textFill>
+        </w:rPr>
+      </w:pPr>
+      <w:r>
+        <w:rPr>
+          <w:rStyle w:val="7"/>
+          <w:rFonts w:hint="default" w:asciiTheme="minorAscii" w:hAnsiTheme="minorAscii"/>
+          <w:color w:val="000000" w:themeColor="text1"/>
+          <w:u w:val="none"/>
+          <w14:textFill>
+            <w14:solidFill>
+              <w14:schemeClr w14:val="tx1"/>
+            </w14:solidFill>
+          </w14:textFill>
+        </w:rPr>
+        <w:t xml:space="preserve">Total: </w:t>
+      </w:r>
+      <w:bookmarkStart w:id="0" w:name="_GoBack"/>
+      <w:bookmarkEnd w:id="0"/>
     </w:p>
     <w:p>
       <w:pPr>

--- a/LevelAKsystem.docx
+++ b/LevelAKsystem.docx
@@ -38161,7 +38161,111 @@
             </w14:solidFill>
           </w14:textFill>
         </w:rPr>
-        <w:t xml:space="preserve">P1:  (800) -&gt; </w:t>
+        <w:t>P1:</w:t>
+      </w:r>
+      <w:r>
+        <w:rPr>
+          <w:rFonts w:hint="default" w:asciiTheme="minorAscii" w:hAnsiTheme="minorAscii"/>
+          <w:color w:val="000000" w:themeColor="text1"/>
+          <w:lang w:val="en-US"/>
+          <w14:textFill>
+            <w14:solidFill>
+              <w14:schemeClr w14:val="tx1"/>
+            </w14:solidFill>
+          </w14:textFill>
+        </w:rPr>
+        <w:t xml:space="preserve"> </w:t>
+      </w:r>
+      <w:r>
+        <w:rPr>
+          <w:rFonts w:hint="default" w:asciiTheme="minorAscii" w:hAnsiTheme="minorAscii"/>
+          <w:color w:val="000000" w:themeColor="text1"/>
+          <w:lang w:val="en-US"/>
+          <w14:textFill>
+            <w14:solidFill>
+              <w14:schemeClr w14:val="tx1"/>
+            </w14:solidFill>
+          </w14:textFill>
+        </w:rPr>
+        <w:fldChar w:fldCharType="begin"/>
+      </w:r>
+      <w:r>
+        <w:rPr>
+          <w:rFonts w:hint="default" w:asciiTheme="minorAscii" w:hAnsiTheme="minorAscii"/>
+          <w:color w:val="000000" w:themeColor="text1"/>
+          <w:lang w:val="en-US"/>
+          <w14:textFill>
+            <w14:solidFill>
+              <w14:schemeClr w14:val="tx1"/>
+            </w14:solidFill>
+          </w14:textFill>
+        </w:rPr>
+        <w:instrText xml:space="preserve"> HYPERLINK "https://codeforces.com/problemset/problem/2126/A" </w:instrText>
+      </w:r>
+      <w:r>
+        <w:rPr>
+          <w:rFonts w:hint="default" w:asciiTheme="minorAscii" w:hAnsiTheme="minorAscii"/>
+          <w:color w:val="000000" w:themeColor="text1"/>
+          <w:lang w:val="en-US"/>
+          <w14:textFill>
+            <w14:solidFill>
+              <w14:schemeClr w14:val="tx1"/>
+            </w14:solidFill>
+          </w14:textFill>
+        </w:rPr>
+        <w:fldChar w:fldCharType="separate"/>
+      </w:r>
+      <w:r>
+        <w:rPr>
+          <w:rStyle w:val="6"/>
+          <w:rFonts w:hint="default" w:asciiTheme="minorAscii" w:hAnsiTheme="minorAscii"/>
+          <w:color w:val="000000" w:themeColor="text1"/>
+          <w:lang w:val="en-US"/>
+          <w14:textFill>
+            <w14:solidFill>
+              <w14:schemeClr w14:val="tx1"/>
+            </w14:solidFill>
+          </w14:textFill>
+        </w:rPr>
+        <w:t>https://codeforces.com/problemset/problem/2126/A</w:t>
+      </w:r>
+      <w:r>
+        <w:rPr>
+          <w:rFonts w:hint="default" w:asciiTheme="minorAscii" w:hAnsiTheme="minorAscii"/>
+          <w:color w:val="000000" w:themeColor="text1"/>
+          <w:lang w:val="en-US"/>
+          <w14:textFill>
+            <w14:solidFill>
+              <w14:schemeClr w14:val="tx1"/>
+            </w14:solidFill>
+          </w14:textFill>
+        </w:rPr>
+        <w:fldChar w:fldCharType="end"/>
+      </w:r>
+      <w:r>
+        <w:rPr>
+          <w:rFonts w:hint="default" w:asciiTheme="minorAscii" w:hAnsiTheme="minorAscii"/>
+          <w:color w:val="000000" w:themeColor="text1"/>
+          <w14:textFill>
+            <w14:solidFill>
+              <w14:schemeClr w14:val="tx1"/>
+            </w14:solidFill>
+          </w14:textFill>
+        </w:rPr>
+        <w:t xml:space="preserve">  (800) -&gt; </w:t>
+      </w:r>
+      <w:r>
+        <w:rPr>
+          <w:rFonts w:hint="default" w:asciiTheme="minorAscii" w:hAnsiTheme="minorAscii"/>
+          <w:color w:val="000000" w:themeColor="text1"/>
+          <w:lang w:val="en-US"/>
+          <w14:textFill>
+            <w14:solidFill>
+              <w14:schemeClr w14:val="tx1"/>
+            </w14:solidFill>
+          </w14:textFill>
+        </w:rPr>
+        <w:t>1.34 minutes</w:t>
       </w:r>
     </w:p>
     <w:p>
@@ -38187,8 +38291,114 @@
             </w14:solidFill>
           </w14:textFill>
         </w:rPr>
-        <w:t xml:space="preserve">P2:  (900) -&gt; </w:t>
+        <w:t>P2:</w:t>
       </w:r>
+      <w:r>
+        <w:rPr>
+          <w:rFonts w:hint="default" w:asciiTheme="minorAscii" w:hAnsiTheme="minorAscii"/>
+          <w:color w:val="000000" w:themeColor="text1"/>
+          <w:lang w:val="en-US"/>
+          <w14:textFill>
+            <w14:solidFill>
+              <w14:schemeClr w14:val="tx1"/>
+            </w14:solidFill>
+          </w14:textFill>
+        </w:rPr>
+        <w:t xml:space="preserve"> </w:t>
+      </w:r>
+      <w:r>
+        <w:rPr>
+          <w:rFonts w:hint="default" w:asciiTheme="minorAscii" w:hAnsiTheme="minorAscii"/>
+          <w:color w:val="000000" w:themeColor="text1"/>
+          <w:lang w:val="en-US"/>
+          <w14:textFill>
+            <w14:solidFill>
+              <w14:schemeClr w14:val="tx1"/>
+            </w14:solidFill>
+          </w14:textFill>
+        </w:rPr>
+        <w:fldChar w:fldCharType="begin"/>
+      </w:r>
+      <w:r>
+        <w:rPr>
+          <w:rFonts w:hint="default" w:asciiTheme="minorAscii" w:hAnsiTheme="minorAscii"/>
+          <w:color w:val="000000" w:themeColor="text1"/>
+          <w:lang w:val="en-US"/>
+          <w14:textFill>
+            <w14:solidFill>
+              <w14:schemeClr w14:val="tx1"/>
+            </w14:solidFill>
+          </w14:textFill>
+        </w:rPr>
+        <w:instrText xml:space="preserve"> HYPERLINK "https://codeforces.com/problemset/problem/1818/B" </w:instrText>
+      </w:r>
+      <w:r>
+        <w:rPr>
+          <w:rFonts w:hint="default" w:asciiTheme="minorAscii" w:hAnsiTheme="minorAscii"/>
+          <w:color w:val="000000" w:themeColor="text1"/>
+          <w:lang w:val="en-US"/>
+          <w14:textFill>
+            <w14:solidFill>
+              <w14:schemeClr w14:val="tx1"/>
+            </w14:solidFill>
+          </w14:textFill>
+        </w:rPr>
+        <w:fldChar w:fldCharType="separate"/>
+      </w:r>
+      <w:r>
+        <w:rPr>
+          <w:rStyle w:val="6"/>
+          <w:rFonts w:hint="default" w:asciiTheme="minorAscii" w:hAnsiTheme="minorAscii"/>
+          <w:color w:val="000000" w:themeColor="text1"/>
+          <w:lang w:val="en-US"/>
+          <w14:textFill>
+            <w14:solidFill>
+              <w14:schemeClr w14:val="tx1"/>
+            </w14:solidFill>
+          </w14:textFill>
+        </w:rPr>
+        <w:t>https://codeforces.com/problemset/problem/1818/B</w:t>
+      </w:r>
+      <w:r>
+        <w:rPr>
+          <w:rFonts w:hint="default" w:asciiTheme="minorAscii" w:hAnsiTheme="minorAscii"/>
+          <w:color w:val="000000" w:themeColor="text1"/>
+          <w:lang w:val="en-US"/>
+          <w14:textFill>
+            <w14:solidFill>
+              <w14:schemeClr w14:val="tx1"/>
+            </w14:solidFill>
+          </w14:textFill>
+        </w:rPr>
+        <w:fldChar w:fldCharType="end"/>
+      </w:r>
+      <w:r>
+        <w:rPr>
+          <w:rFonts w:hint="default" w:asciiTheme="minorAscii" w:hAnsiTheme="minorAscii"/>
+          <w:color w:val="000000" w:themeColor="text1"/>
+          <w14:textFill>
+            <w14:solidFill>
+              <w14:schemeClr w14:val="tx1"/>
+            </w14:solidFill>
+          </w14:textFill>
+        </w:rPr>
+        <w:t xml:space="preserve">  (900) -&gt; </w:t>
+      </w:r>
+      <w:r>
+        <w:rPr>
+          <w:rFonts w:hint="default" w:asciiTheme="minorAscii" w:hAnsiTheme="minorAscii"/>
+          <w:color w:val="000000" w:themeColor="text1"/>
+          <w:lang w:val="en-US"/>
+          <w14:textFill>
+            <w14:solidFill>
+              <w14:schemeClr w14:val="tx1"/>
+            </w14:solidFill>
+          </w14:textFill>
+        </w:rPr>
+        <w:t>40 minutes</w:t>
+      </w:r>
+      <w:bookmarkStart w:id="0" w:name="_GoBack"/>
+      <w:bookmarkEnd w:id="0"/>
     </w:p>
     <w:p>
       <w:pPr>
@@ -38213,7 +38423,98 @@
             </w14:solidFill>
           </w14:textFill>
         </w:rPr>
-        <w:t>P3:  (</w:t>
+        <w:t>P3:</w:t>
+      </w:r>
+      <w:r>
+        <w:rPr>
+          <w:rFonts w:hint="default" w:asciiTheme="minorAscii" w:hAnsiTheme="minorAscii"/>
+          <w:color w:val="000000" w:themeColor="text1"/>
+          <w:lang w:val="en-US"/>
+          <w14:textFill>
+            <w14:solidFill>
+              <w14:schemeClr w14:val="tx1"/>
+            </w14:solidFill>
+          </w14:textFill>
+        </w:rPr>
+        <w:t xml:space="preserve"> </w:t>
+      </w:r>
+      <w:r>
+        <w:rPr>
+          <w:rFonts w:hint="default" w:asciiTheme="minorAscii" w:hAnsiTheme="minorAscii"/>
+          <w:color w:val="000000" w:themeColor="text1"/>
+          <w:lang w:val="en-US"/>
+          <w14:textFill>
+            <w14:solidFill>
+              <w14:schemeClr w14:val="tx1"/>
+            </w14:solidFill>
+          </w14:textFill>
+        </w:rPr>
+        <w:fldChar w:fldCharType="begin"/>
+      </w:r>
+      <w:r>
+        <w:rPr>
+          <w:rFonts w:hint="default" w:asciiTheme="minorAscii" w:hAnsiTheme="minorAscii"/>
+          <w:color w:val="000000" w:themeColor="text1"/>
+          <w:lang w:val="en-US"/>
+          <w14:textFill>
+            <w14:solidFill>
+              <w14:schemeClr w14:val="tx1"/>
+            </w14:solidFill>
+          </w14:textFill>
+        </w:rPr>
+        <w:instrText xml:space="preserve"> HYPERLINK "https://codeforces.com/problemset/problem/1766/B" </w:instrText>
+      </w:r>
+      <w:r>
+        <w:rPr>
+          <w:rFonts w:hint="default" w:asciiTheme="minorAscii" w:hAnsiTheme="minorAscii"/>
+          <w:color w:val="000000" w:themeColor="text1"/>
+          <w:lang w:val="en-US"/>
+          <w14:textFill>
+            <w14:solidFill>
+              <w14:schemeClr w14:val="tx1"/>
+            </w14:solidFill>
+          </w14:textFill>
+        </w:rPr>
+        <w:fldChar w:fldCharType="separate"/>
+      </w:r>
+      <w:r>
+        <w:rPr>
+          <w:rStyle w:val="7"/>
+          <w:rFonts w:hint="default" w:asciiTheme="minorAscii" w:hAnsiTheme="minorAscii"/>
+          <w:color w:val="000000" w:themeColor="text1"/>
+          <w:lang w:val="en-US"/>
+          <w14:textFill>
+            <w14:solidFill>
+              <w14:schemeClr w14:val="tx1"/>
+            </w14:solidFill>
+          </w14:textFill>
+        </w:rPr>
+        <w:t>https://codeforces.com/problemset/problem/1766/B</w:t>
+      </w:r>
+      <w:r>
+        <w:rPr>
+          <w:rFonts w:hint="default" w:asciiTheme="minorAscii" w:hAnsiTheme="minorAscii"/>
+          <w:color w:val="000000" w:themeColor="text1"/>
+          <w:lang w:val="en-US"/>
+          <w14:textFill>
+            <w14:solidFill>
+              <w14:schemeClr w14:val="tx1"/>
+            </w14:solidFill>
+          </w14:textFill>
+        </w:rPr>
+        <w:fldChar w:fldCharType="end"/>
+      </w:r>
+      <w:r>
+        <w:rPr>
+          <w:rFonts w:hint="default" w:asciiTheme="minorAscii" w:hAnsiTheme="minorAscii"/>
+          <w:color w:val="000000" w:themeColor="text1"/>
+          <w14:textFill>
+            <w14:solidFill>
+              <w14:schemeClr w14:val="tx1"/>
+            </w14:solidFill>
+          </w14:textFill>
+        </w:rPr>
+        <w:t xml:space="preserve">  (</w:t>
       </w:r>
       <w:r>
         <w:rPr>
@@ -38266,7 +38567,80 @@
             </w14:solidFill>
           </w14:textFill>
         </w:rPr>
-        <w:t xml:space="preserve">P4:  (1000) -&gt; </w:t>
+        <w:t xml:space="preserve">P4: </w:t>
+      </w:r>
+      <w:r>
+        <w:rPr>
+          <w:rFonts w:hint="default" w:asciiTheme="minorAscii" w:hAnsiTheme="minorAscii"/>
+          <w:color w:val="000000" w:themeColor="text1"/>
+          <w14:textFill>
+            <w14:solidFill>
+              <w14:schemeClr w14:val="tx1"/>
+            </w14:solidFill>
+          </w14:textFill>
+        </w:rPr>
+        <w:fldChar w:fldCharType="begin"/>
+      </w:r>
+      <w:r>
+        <w:rPr>
+          <w:rFonts w:hint="default" w:asciiTheme="minorAscii" w:hAnsiTheme="minorAscii"/>
+          <w:color w:val="000000" w:themeColor="text1"/>
+          <w14:textFill>
+            <w14:solidFill>
+              <w14:schemeClr w14:val="tx1"/>
+            </w14:solidFill>
+          </w14:textFill>
+        </w:rPr>
+        <w:instrText xml:space="preserve"> HYPERLINK "https://codeforces.com/problemset/problem/1809/B" </w:instrText>
+      </w:r>
+      <w:r>
+        <w:rPr>
+          <w:rFonts w:hint="default" w:asciiTheme="minorAscii" w:hAnsiTheme="minorAscii"/>
+          <w:color w:val="000000" w:themeColor="text1"/>
+          <w14:textFill>
+            <w14:solidFill>
+              <w14:schemeClr w14:val="tx1"/>
+            </w14:solidFill>
+          </w14:textFill>
+        </w:rPr>
+        <w:fldChar w:fldCharType="separate"/>
+      </w:r>
+      <w:r>
+        <w:rPr>
+          <w:rStyle w:val="7"/>
+          <w:rFonts w:hint="default" w:asciiTheme="minorAscii" w:hAnsiTheme="minorAscii"/>
+          <w:color w:val="000000" w:themeColor="text1"/>
+          <w14:textFill>
+            <w14:solidFill>
+              <w14:schemeClr w14:val="tx1"/>
+            </w14:solidFill>
+          </w14:textFill>
+        </w:rPr>
+        <w:t>https://codeforces.com/problemset/problem/1809/B</w:t>
+      </w:r>
+      <w:r>
+        <w:rPr>
+          <w:rFonts w:hint="default" w:asciiTheme="minorAscii" w:hAnsiTheme="minorAscii"/>
+          <w:color w:val="000000" w:themeColor="text1"/>
+          <w14:textFill>
+            <w14:solidFill>
+              <w14:schemeClr w14:val="tx1"/>
+            </w14:solidFill>
+          </w14:textFill>
+        </w:rPr>
+        <w:fldChar w:fldCharType="end"/>
+      </w:r>
+      <w:r>
+        <w:rPr>
+          <w:rFonts w:hint="default" w:asciiTheme="minorAscii" w:hAnsiTheme="minorAscii"/>
+          <w:color w:val="000000" w:themeColor="text1"/>
+          <w14:textFill>
+            <w14:solidFill>
+              <w14:schemeClr w14:val="tx1"/>
+            </w14:solidFill>
+          </w14:textFill>
+        </w:rPr>
+        <w:t xml:space="preserve"> (1000) -&gt; </w:t>
       </w:r>
     </w:p>
     <w:p>
@@ -38298,8 +38672,6 @@
         </w:rPr>
         <w:t xml:space="preserve">Total: </w:t>
       </w:r>
-      <w:bookmarkStart w:id="0" w:name="_GoBack"/>
-      <w:bookmarkEnd w:id="0"/>
     </w:p>
     <w:p>
       <w:pPr>
